--- a/Test Cases v1.0.docx
+++ b/Test Cases v1.0.docx
@@ -92,7 +92,7 @@
           <w:sz w:val="45"/>
           <w:szCs w:val="45"/>
         </w:rPr>
-        <w:t>Aplicación web de gestión de stock</w:t>
+        <w:t>Sistema de gestión de inventario</w:t>
       </w:r>
     </w:p>
     <w:p>
@@ -833,7 +833,7 @@
       </w:r>
       <w:r>
         <w:rPr/>
-        <w:t xml:space="preserve"> El estado actual del test(por ejemplo, abierto, en proceso, resuelto, cerrado).</w:t>
+        <w:t xml:space="preserve"> El estado actual del test (por ejemplo, abierto, en proceso, resuelto, cerrado).</w:t>
       </w:r>
     </w:p>
     <w:p>
@@ -7158,7 +7158,7 @@
           </w:pPr>
           <w:r>
             <w:rPr/>
-            <w:t>Aplicación web de gestión de stock</w:t>
+            <w:t>Sistema de gestión de inventario</w:t>
           </w:r>
         </w:p>
       </w:tc>
